--- a/Declaration_Art45a_NFI2025-248_FredaJewels.docx
+++ b/Declaration_Art45a_NFI2025-248_FredaJewels.docx
@@ -6,241 +6,110 @@
       <w:pPr>
         <w:pStyle w:val="Ttulo1"/>
         <w:jc w:val="center"/>
-        <w:spacing w:before="0" w:after="120"/>
       </w:pPr>
       <w:r>
-        <w:t>Declaration – Article 45a of the VAT Implementing Regulation</w:t>
+        <w:t>Template Declaration – Article 45a of the VAT Implementing Regulation</w:t>
       </w:r>
     </w:p>
     <w:p>
-      <w:pPr>
-        <w:jc w:val="center"/>
-        <w:spacing w:before="0" w:after="360"/>
-      </w:pPr>
+      <w:r>
+        <w:t>Statement by the purchaser for the purposes of proving the intra‑Community transport of goods.</w:t>
+      </w:r>
+    </w:p>
+    <w:p/>
+    <w:p>
+      <w:r>
+        <w:br/>
+        <w:t xml:space="preserve">I, Austin Pugliese, acting on behalf of the company FREDA JEWELS LLC DBA NOU, </w:t>
+      </w:r>
+      <w:r>
+        <w:br/>
+        <w:t xml:space="preserve">with VAT identification number N/A (non-EU entity, United States), hereby declare that the goods identified below were transported/dispatched </w:t>
+      </w:r>
+      <w:r>
+        <w:br/>
+        <w:t>from Portugal (Member State of origin) to United States of America – non-EU destination (Member State of destination).</w:t>
+      </w:r>
+      <w:r>
+        <w:br/>
+      </w:r>
+      <w:r>
+        <w:br/>
+        <w:t>Transaction details:</w:t>
+      </w:r>
+      <w:r>
+        <w:br/>
+        <w:t>• Invoice number: NFI2025/248</w:t>
+      </w:r>
+      <w:r>
+        <w:br/>
+        <w:t>• Invoice date: 29/12/2025</w:t>
+      </w:r>
+      <w:r>
+        <w:br/>
+        <w:t>• Description of goods: Metallic applications XB12751 (18×25) gold/crystal – grey, applied to footwear; and slippers development sample</w:t>
+      </w:r>
+      <w:r>
+        <w:br/>
+        <w:t>• Quantity of goods: 44 pairs (metallic applications) + 1 pair (slippers development sample) = 45 units</w:t>
+      </w:r>
+      <w:r>
+        <w:br/>
+        <w:t>• Date of arrival of goods: On or about 10 December 2025 (delivered together with FedEx waybill 886769790967, see invoice NFI2026/16)</w:t>
+      </w:r>
+      <w:r>
+        <w:br/>
+        <w:t>• Place of delivery: 747 N La Jolla Ave, Los Angeles, CA 90046, United States</w:t>
+      </w:r>
+      <w:r>
+        <w:br/>
+        <w:t>• Identification of the person receiving the goods: FREDA JEWELS LLC DBA NOU (consignee), 747 N La Jolla Ave, Los Angeles, CA 90046, United States</w:t>
+      </w:r>
+      <w:r>
+        <w:br/>
+      </w:r>
+      <w:r>
+        <w:br/>
+        <w:t>I further declare that the above‑mentioned goods were effectively received in the Member State of destination indicated above.</w:t>
+      </w:r>
+      <w:r>
+        <w:br/>
+      </w:r>
+      <w:r>
+        <w:br/>
+        <w:t>Place: Los Angeles, California, United States</w:t>
+      </w:r>
+      <w:r>
+        <w:br/>
+      </w:r>
+      <w:r>
+        <w:br/>
+        <w:t>Date: 22 / 05 / 2026</w:t>
+      </w:r>
+      <w:r>
+        <w:br/>
+      </w:r>
+      <w:r>
+        <w:br/>
+      </w:r>
+      <w:r>
+        <w:br/>
+        <w:t>Signature:</w:t>
+      </w:r>
+      <w:r>
+        <w:br/>
+        <w:t>________________________________________</w:t>
+      </w:r>
+      <w:r>
+        <w:br/>
+      </w:r>
+    </w:p>
+    <w:p>
       <w:r>
         <w:rPr>
           <w:i/>
-          <w:color w:val="595959"/>
         </w:rPr>
-        <w:t>Statement by the purchaser proving the intra-Community transport of goods.</w:t>
-      </w:r>
-    </w:p>
-    <w:p>
-      <w:pPr>
-        <w:jc w:val="both"/>
-        <w:spacing w:before="0" w:after="200" w:line="288" w:lineRule="auto"/>
-      </w:pPr>
-      <w:r>
-        <w:t xml:space="preserve">I, Austin Pugliese, acting on behalf of the company FREDA JEWELS LLC DBA NOU, with VAT identification number N/A (non-EU entity, United States), hereby declare that the goods identified below were transported / dispatched from Portugal (Member State of origin) to the United States of America — non-EU destination (Member State of destination).</w:t>
-      </w:r>
-    </w:p>
-    <w:p>
-      <w:pPr>
-        <w:spacing w:before="240" w:after="120"/>
-        <w:pBdr>
-          <w:bottom w:val="single" w:sz="6" w:space="2" w:color="2E75B6"/>
-        </w:pBdr>
-      </w:pPr>
-      <w:r>
-        <w:rPr>
-          <w:b/>
-          <w:sz w:val="24"/>
-          <w:color w:val="2E75B6"/>
-        </w:rPr>
-        <w:t>Transaction Details</w:t>
-      </w:r>
-    </w:p>
-    <w:p>
-      <w:pPr>
-        <w:spacing w:before="0" w:after="120"/>
-        <w:ind w:left="120"/>
-      </w:pPr>
-      <w:r>
-        <w:rPr>
-          <w:b/>
-        </w:rPr>
-        <w:t xml:space="preserve">Invoice number: </w:t>
-      </w:r>
-      <w:r>
-        <w:t xml:space="preserve">NFI2025/248</w:t>
-      </w:r>
-    </w:p>
-    <w:p>
-      <w:pPr>
-        <w:spacing w:before="0" w:after="120"/>
-        <w:ind w:left="120"/>
-      </w:pPr>
-      <w:r>
-        <w:rPr>
-          <w:b/>
-        </w:rPr>
-        <w:t xml:space="preserve">Invoice date: </w:t>
-      </w:r>
-      <w:r>
-        <w:t xml:space="preserve">29 December 2025</w:t>
-      </w:r>
-    </w:p>
-    <w:p>
-      <w:pPr>
-        <w:spacing w:before="0" w:after="120"/>
-        <w:ind w:left="120"/>
-      </w:pPr>
-      <w:r>
-        <w:rPr>
-          <w:b/>
-        </w:rPr>
-        <w:t xml:space="preserve">Description of goods: </w:t>
-      </w:r>
-      <w:r>
-        <w:t xml:space="preserve">Metallic applications XB12751 (18×25) gold/crystal — grey, applied to footwear; and slippers development sample.</w:t>
-      </w:r>
-    </w:p>
-    <w:p>
-      <w:pPr>
-        <w:spacing w:before="0" w:after="120"/>
-        <w:ind w:left="120"/>
-      </w:pPr>
-      <w:r>
-        <w:rPr>
-          <w:b/>
-        </w:rPr>
-        <w:t xml:space="preserve">Quantity of goods: </w:t>
-      </w:r>
-      <w:r>
-        <w:t xml:space="preserve">44 pairs (metallic applications) + 1 pair (slippers development sample) = 45 units.</w:t>
-      </w:r>
-    </w:p>
-    <w:p>
-      <w:pPr>
-        <w:spacing w:before="0" w:after="120"/>
-        <w:ind w:left="120"/>
-      </w:pPr>
-      <w:r>
-        <w:rPr>
-          <w:b/>
-        </w:rPr>
-        <w:t xml:space="preserve">Date of arrival of goods: </w:t>
-      </w:r>
-      <w:r>
-        <w:t xml:space="preserve">On or about 10 December 2025 (delivered together with FedEx waybill 886769790967 — see invoice NFI2026/16).</w:t>
-      </w:r>
-    </w:p>
-    <w:p>
-      <w:pPr>
-        <w:spacing w:before="0" w:after="120"/>
-        <w:ind w:left="120"/>
-      </w:pPr>
-      <w:r>
-        <w:rPr>
-          <w:b/>
-        </w:rPr>
-        <w:t xml:space="preserve">Place of delivery: </w:t>
-      </w:r>
-      <w:r>
-        <w:t xml:space="preserve">747 N La Jolla Ave, Los Angeles, CA 90046, United States</w:t>
-      </w:r>
-    </w:p>
-    <w:p>
-      <w:pPr>
-        <w:spacing w:before="0" w:after="120"/>
-        <w:ind w:left="120"/>
-      </w:pPr>
-      <w:r>
-        <w:rPr>
-          <w:b/>
-        </w:rPr>
-        <w:t xml:space="preserve">Receiving party: </w:t>
-      </w:r>
-      <w:r>
-        <w:t xml:space="preserve">FREDA JEWELS LLC DBA NOU (consignee), 747 N La Jolla Ave, Los Angeles, CA 90046, United States</w:t>
-      </w:r>
-    </w:p>
-    <w:p>
-      <w:pPr>
-        <w:spacing w:before="240" w:after="120"/>
-        <w:pBdr>
-          <w:bottom w:val="single" w:sz="6" w:space="2" w:color="2E75B6"/>
-        </w:pBdr>
-      </w:pPr>
-      <w:r>
-        <w:rPr>
-          <w:b/>
-          <w:sz w:val="24"/>
-          <w:color w:val="2E75B6"/>
-        </w:rPr>
-        <w:t>Declaration</w:t>
-      </w:r>
-    </w:p>
-    <w:p>
-      <w:pPr>
-        <w:jc w:val="both"/>
-        <w:spacing w:before="0" w:after="200" w:line="288" w:lineRule="auto"/>
-      </w:pPr>
-      <w:r>
-        <w:t xml:space="preserve">I further declare that the above-mentioned goods were effectively received in the Member State of destination indicated above.</w:t>
-      </w:r>
-    </w:p>
-    <w:p>
-      <w:pPr>
-        <w:spacing w:before="360" w:after="120"/>
-      </w:pPr>
-      <w:r>
-        <w:rPr>
-          <w:b/>
-        </w:rPr>
-        <w:t xml:space="preserve">Place: </w:t>
-      </w:r>
-      <w:r>
-        <w:t>Los Angeles, California, United States</w:t>
-      </w:r>
-    </w:p>
-    <w:p>
-      <w:pPr>
-        <w:spacing w:before="0" w:after="480"/>
-      </w:pPr>
-      <w:r>
-        <w:rPr>
-          <w:b/>
-        </w:rPr>
-        <w:t xml:space="preserve">Date: </w:t>
-      </w:r>
-      <w:r>
-        <w:t>22 / 05 / 2026</w:t>
-      </w:r>
-    </w:p>
-    <w:p>
-      <w:pPr>
-        <w:spacing w:before="0" w:after="0"/>
-      </w:pPr>
-      <w:r>
-        <w:rPr>
-          <w:b/>
-        </w:rPr>
-        <w:t>Signature:</w:t>
-      </w:r>
-    </w:p>
-    <w:p>
-      <w:pPr>
-        <w:spacing w:before="240" w:after="0"/>
-      </w:pPr>
-      <w:r>
-        <w:t>________________________________________</w:t>
-      </w:r>
-    </w:p>
-    <w:p>
-      <w:pPr>
-        <w:spacing w:before="600" w:after="0"/>
-        <w:pBdr>
-          <w:top w:val="single" w:sz="4" w:space="6" w:color="BFBFBF"/>
-        </w:pBdr>
-      </w:pPr>
-      <w:r>
-        <w:rPr>
-          <w:i/>
-          <w:sz w:val="18"/>
-          <w:color w:val="595959"/>
-        </w:rPr>
-        <w:t xml:space="preserve">Note: This template is intended to support compliance with Article 45a of Council Implementing Regulation (EU) No 282/2011.</w:t>
+        <w:t>Note: This template is intended to support compliance with Article 45a of Council Implementing Regulation (EU) No 282/2011.</w:t>
       </w:r>
     </w:p>
     <w:sectPr>

--- a/Declaration_Art45a_NFI2025-248_FredaJewels.docx
+++ b/Declaration_Art45a_NFI2025-248_FredaJewels.docx
@@ -6,110 +6,241 @@
       <w:pPr>
         <w:pStyle w:val="Ttulo1"/>
         <w:jc w:val="center"/>
+        <w:spacing w:before="0" w:after="120"/>
       </w:pPr>
       <w:r>
-        <w:t>Template Declaration – Article 45a of the VAT Implementing Regulation</w:t>
+        <w:t>Declaration – Article 45a of the VAT Implementing Regulation</w:t>
       </w:r>
     </w:p>
     <w:p>
+      <w:pPr>
+        <w:jc w:val="center"/>
+        <w:spacing w:before="0" w:after="360"/>
+      </w:pPr>
       <w:r>
-        <w:t>Statement by the purchaser for the purposes of proving the intra‑Community transport of goods.</w:t>
-      </w:r>
-    </w:p>
-    <w:p/>
-    <w:p>
-      <w:r>
-        <w:br/>
-        <w:t xml:space="preserve">I, Austin Pugliese, acting on behalf of the company FREDA JEWELS LLC DBA NOU, </w:t>
-      </w:r>
-      <w:r>
-        <w:br/>
-        <w:t xml:space="preserve">with VAT identification number N/A (non-EU entity, United States), hereby declare that the goods identified below were transported/dispatched </w:t>
-      </w:r>
-      <w:r>
-        <w:br/>
-        <w:t>from Portugal (Member State of origin) to United States of America – non-EU destination (Member State of destination).</w:t>
-      </w:r>
-      <w:r>
-        <w:br/>
-      </w:r>
-      <w:r>
-        <w:br/>
-        <w:t>Transaction details:</w:t>
-      </w:r>
-      <w:r>
-        <w:br/>
-        <w:t>• Invoice number: NFI2025/248</w:t>
-      </w:r>
-      <w:r>
-        <w:br/>
-        <w:t>• Invoice date: 29/12/2025</w:t>
-      </w:r>
-      <w:r>
-        <w:br/>
-        <w:t>• Description of goods: Metallic applications XB12751 (18×25) gold/crystal – grey, applied to footwear; and slippers development sample</w:t>
-      </w:r>
-      <w:r>
-        <w:br/>
-        <w:t>• Quantity of goods: 44 pairs (metallic applications) + 1 pair (slippers development sample) = 45 units</w:t>
-      </w:r>
-      <w:r>
-        <w:br/>
-        <w:t>• Date of arrival of goods: On or about 10 December 2025 (delivered together with FedEx waybill 886769790967, see invoice NFI2026/16)</w:t>
-      </w:r>
-      <w:r>
-        <w:br/>
-        <w:t>• Place of delivery: 747 N La Jolla Ave, Los Angeles, CA 90046, United States</w:t>
-      </w:r>
-      <w:r>
-        <w:br/>
-        <w:t>• Identification of the person receiving the goods: FREDA JEWELS LLC DBA NOU (consignee), 747 N La Jolla Ave, Los Angeles, CA 90046, United States</w:t>
-      </w:r>
-      <w:r>
-        <w:br/>
-      </w:r>
-      <w:r>
-        <w:br/>
-        <w:t>I further declare that the above‑mentioned goods were effectively received in the Member State of destination indicated above.</w:t>
-      </w:r>
-      <w:r>
-        <w:br/>
-      </w:r>
-      <w:r>
-        <w:br/>
-        <w:t>Place: Los Angeles, California, United States</w:t>
-      </w:r>
-      <w:r>
-        <w:br/>
-      </w:r>
-      <w:r>
-        <w:br/>
-        <w:t>Date: 22 / 05 / 2026</w:t>
-      </w:r>
-      <w:r>
-        <w:br/>
-      </w:r>
-      <w:r>
-        <w:br/>
-      </w:r>
-      <w:r>
-        <w:br/>
-        <w:t>Signature:</w:t>
-      </w:r>
-      <w:r>
-        <w:br/>
-        <w:t>________________________________________</w:t>
-      </w:r>
-      <w:r>
-        <w:br/>
+        <w:rPr>
+          <w:i/>
+          <w:color w:val="595959"/>
+        </w:rPr>
+        <w:t>Statement by the purchaser proving the intra-Community transport of goods.</w:t>
       </w:r>
     </w:p>
     <w:p>
+      <w:pPr>
+        <w:jc w:val="both"/>
+        <w:spacing w:before="0" w:after="200" w:line="288" w:lineRule="auto"/>
+      </w:pPr>
+      <w:r>
+        <w:t xml:space="preserve">I, Austin Pugliese, acting on behalf of the company FREDA JEWELS LLC DBA NOU, with VAT identification number N/A (non-EU entity, United States), hereby declare that the goods identified below were transported / dispatched from Portugal (Member State of origin) to the United States of America — non-EU destination (Member State of destination).</w:t>
+      </w:r>
+    </w:p>
+    <w:p>
+      <w:pPr>
+        <w:spacing w:before="240" w:after="120"/>
+        <w:pBdr>
+          <w:bottom w:val="single" w:sz="6" w:space="2" w:color="2E75B6"/>
+        </w:pBdr>
+      </w:pPr>
+      <w:r>
+        <w:rPr>
+          <w:b/>
+          <w:sz w:val="24"/>
+          <w:color w:val="2E75B6"/>
+        </w:rPr>
+        <w:t>Transaction Details</w:t>
+      </w:r>
+    </w:p>
+    <w:p>
+      <w:pPr>
+        <w:spacing w:before="0" w:after="120"/>
+        <w:ind w:left="120"/>
+      </w:pPr>
+      <w:r>
+        <w:rPr>
+          <w:b/>
+        </w:rPr>
+        <w:t xml:space="preserve">Invoice number: </w:t>
+      </w:r>
+      <w:r>
+        <w:t xml:space="preserve">NFI2025/248</w:t>
+      </w:r>
+    </w:p>
+    <w:p>
+      <w:pPr>
+        <w:spacing w:before="0" w:after="120"/>
+        <w:ind w:left="120"/>
+      </w:pPr>
+      <w:r>
+        <w:rPr>
+          <w:b/>
+        </w:rPr>
+        <w:t xml:space="preserve">Invoice date: </w:t>
+      </w:r>
+      <w:r>
+        <w:t xml:space="preserve">29 December 2025</w:t>
+      </w:r>
+    </w:p>
+    <w:p>
+      <w:pPr>
+        <w:spacing w:before="0" w:after="120"/>
+        <w:ind w:left="120"/>
+      </w:pPr>
+      <w:r>
+        <w:rPr>
+          <w:b/>
+        </w:rPr>
+        <w:t xml:space="preserve">Description of goods: </w:t>
+      </w:r>
+      <w:r>
+        <w:t xml:space="preserve">Metallic applications XB12751 (18×25) gold/crystal — grey, applied to footwear; and slippers development sample.</w:t>
+      </w:r>
+    </w:p>
+    <w:p>
+      <w:pPr>
+        <w:spacing w:before="0" w:after="120"/>
+        <w:ind w:left="120"/>
+      </w:pPr>
+      <w:r>
+        <w:rPr>
+          <w:b/>
+        </w:rPr>
+        <w:t xml:space="preserve">Quantity of goods: </w:t>
+      </w:r>
+      <w:r>
+        <w:t xml:space="preserve">44 pairs (metallic applications) + 1 pair (slippers development sample) = 45 units.</w:t>
+      </w:r>
+    </w:p>
+    <w:p>
+      <w:pPr>
+        <w:spacing w:before="0" w:after="120"/>
+        <w:ind w:left="120"/>
+      </w:pPr>
+      <w:r>
+        <w:rPr>
+          <w:b/>
+        </w:rPr>
+        <w:t xml:space="preserve">Date of arrival of goods: </w:t>
+      </w:r>
+      <w:r>
+        <w:t xml:space="preserve">On or about 10 December 2025 (delivered together with FedEx waybill 886769790967 — see invoice NFI2026/16).</w:t>
+      </w:r>
+    </w:p>
+    <w:p>
+      <w:pPr>
+        <w:spacing w:before="0" w:after="120"/>
+        <w:ind w:left="120"/>
+      </w:pPr>
+      <w:r>
+        <w:rPr>
+          <w:b/>
+        </w:rPr>
+        <w:t xml:space="preserve">Place of delivery: </w:t>
+      </w:r>
+      <w:r>
+        <w:t xml:space="preserve">747 N La Jolla Ave, Los Angeles, CA 90046, United States</w:t>
+      </w:r>
+    </w:p>
+    <w:p>
+      <w:pPr>
+        <w:spacing w:before="0" w:after="120"/>
+        <w:ind w:left="120"/>
+      </w:pPr>
+      <w:r>
+        <w:rPr>
+          <w:b/>
+        </w:rPr>
+        <w:t xml:space="preserve">Receiving party: </w:t>
+      </w:r>
+      <w:r>
+        <w:t xml:space="preserve">FREDA JEWELS LLC DBA NOU (consignee), 747 N La Jolla Ave, Los Angeles, CA 90046, United States</w:t>
+      </w:r>
+    </w:p>
+    <w:p>
+      <w:pPr>
+        <w:spacing w:before="240" w:after="120"/>
+        <w:pBdr>
+          <w:bottom w:val="single" w:sz="6" w:space="2" w:color="2E75B6"/>
+        </w:pBdr>
+      </w:pPr>
+      <w:r>
+        <w:rPr>
+          <w:b/>
+          <w:sz w:val="24"/>
+          <w:color w:val="2E75B6"/>
+        </w:rPr>
+        <w:t>Declaration</w:t>
+      </w:r>
+    </w:p>
+    <w:p>
+      <w:pPr>
+        <w:jc w:val="both"/>
+        <w:spacing w:before="0" w:after="200" w:line="288" w:lineRule="auto"/>
+      </w:pPr>
+      <w:r>
+        <w:t xml:space="preserve">I further declare that the above-mentioned goods were effectively received in the Member State of destination indicated above.</w:t>
+      </w:r>
+    </w:p>
+    <w:p>
+      <w:pPr>
+        <w:spacing w:before="360" w:after="120"/>
+      </w:pPr>
+      <w:r>
+        <w:rPr>
+          <w:b/>
+        </w:rPr>
+        <w:t xml:space="preserve">Place: </w:t>
+      </w:r>
+      <w:r>
+        <w:t>Los Angeles, California, United States</w:t>
+      </w:r>
+    </w:p>
+    <w:p>
+      <w:pPr>
+        <w:spacing w:before="0" w:after="480"/>
+      </w:pPr>
+      <w:r>
+        <w:rPr>
+          <w:b/>
+        </w:rPr>
+        <w:t xml:space="preserve">Date: </w:t>
+      </w:r>
+      <w:r>
+        <w:t>22 / 05 / 2026</w:t>
+      </w:r>
+    </w:p>
+    <w:p>
+      <w:pPr>
+        <w:spacing w:before="0" w:after="0"/>
+      </w:pPr>
+      <w:r>
+        <w:rPr>
+          <w:b/>
+        </w:rPr>
+        <w:t>Signature:</w:t>
+      </w:r>
+    </w:p>
+    <w:p>
+      <w:pPr>
+        <w:spacing w:before="240" w:after="0"/>
+      </w:pPr>
+      <w:r>
+        <w:t>________________________________________</w:t>
+      </w:r>
+    </w:p>
+    <w:p>
+      <w:pPr>
+        <w:spacing w:before="600" w:after="0"/>
+        <w:pBdr>
+          <w:top w:val="single" w:sz="4" w:space="6" w:color="BFBFBF"/>
+        </w:pBdr>
+      </w:pPr>
       <w:r>
         <w:rPr>
           <w:i/>
+          <w:sz w:val="18"/>
+          <w:color w:val="595959"/>
         </w:rPr>
-        <w:t>Note: This template is intended to support compliance with Article 45a of Council Implementing Regulation (EU) No 282/2011.</w:t>
+        <w:t xml:space="preserve">Note: This template is intended to support compliance with Article 45a of Council Implementing Regulation (EU) No 282/2011.</w:t>
       </w:r>
     </w:p>
     <w:sectPr>
